--- a/00_docs/Informe_PENGWIN.docx
+++ b/00_docs/Informe_PENGWIN.docx
@@ -135,7 +135,7 @@
           <w:rFonts w:ascii="Times New Roman" w:hAnsi="Times New Roman"/>
           <w:sz w:val="20"/>
         </w:rPr>
-        <w:t>El enunciado del curso pide un sistema propio, sin YOLO, Detectron2 ni Mask R-CNN preentrenado, con un backbone derivado de FundidoraPC, atención CBAM [3] antes de la bifurcación y tres cabezas sobre un mismo backbone. Las metas son las de un reto académico de cuatro semanas con un modelo 2D. Este informe describe el sistema, el protocolo con el que se eligió cada componente sin usar el test, los resultados y sus limitaciones. Todo el código, los notebooks y los model cards están en el repositorio del equipo.</w:t>
+        <w:t>El enunciado del curso pide un sistema propio, sin YOLO, Detectron2 ni Mask R-CNN preentrenado, con un backbone derivado de FundidoraPC, atención CBAM [3] antes de la bifurcación y tres cabezas sobre un mismo backbone. Las metas son las de un reto académico de cuatro semanas con un modelo 2D. Este informe describe el sistema, el protocolo con el que se eligió cada componente, los resultados y sus limitaciones. Todo el código, los notebooks y los model cards están en el repositorio del equipo.</w:t>
       </w:r>
     </w:p>
     <w:p>
@@ -659,7 +659,7 @@
           <w:rFonts w:ascii="Times New Roman" w:hAnsi="Times New Roman"/>
           <w:sz w:val="20"/>
         </w:rPr>
-        <w:t>El test no se usó para elegir nada. Los 85 casos de entrenamiento y validación se dividieron en 5 folds por paciente; cada candidato se comparó contra la referencia en los mismos pacientes con una prueba t emparejada por fold (|t| &gt; 2,78 con 4 grados de libertad). Antes de probar cambios se midió el ruido de semilla: la misma configuración con cuatro semillas varía σ = 0,0097 en Dice por fragmento (12 épocas) y 0,013 por fold a 20 épocas. Dice e IoU por fragmento se calculan en 3D sobre la grilla nativa, emparejando dentro de cada hueso con la asignación húngara [16]; un fragmento real sin pareja cuenta como 0. HD95 y ASSD se miden sobre las superficies de cada pareja.</w:t>
+        <w:t>Durante el ajuste el test no se usó para elegir nada. Antes de él, dos decisiones sí se tomaron viendo el test y se declaran: la época entregada (la última en vez de la mejor en validación, con mAP@[0,5:0,95] 0,864 contra 0,848 y el mismo Dice por fragmento) y los diagnósticos que motivaron separar fragmentos por distancia; esa separación se ajustó en validación y la validación cruzada la confirmó después (+0,245). Los 85 casos de entrenamiento y validación se dividieron en 5 folds por paciente; cada candidato se comparó contra la referencia en los mismos pacientes con una prueba t emparejada por fold (|t| &gt; 2,78 con 4 grados de libertad). Antes de probar cambios se midió el ruido de semilla: la misma configuración con cuatro semillas varía σ = 0,0097 en Dice por fragmento (12 épocas) y 0,013 por fold a 20 épocas. Dice e IoU por fragmento se calculan en 3D sobre la grilla nativa, emparejando dentro de cada hueso con la asignación húngara [16]; un fragmento real sin pareja cuenta como 0. HD95 y ASSD se miden sobre las superficies de cada pareja.</w:t>
       </w:r>
     </w:p>
     <w:p>

--- a/00_docs/Informe_PENGWIN.docx
+++ b/00_docs/Informe_PENGWIN.docx
@@ -2288,6 +2288,86 @@
     </w:p>
     <w:p>
       <w:pPr>
+        <w:spacing w:after="40" w:before="60"/>
+        <w:jc w:val="left"/>
+      </w:pPr>
+      <w:r>
+        <w:rPr>
+          <w:rFonts w:ascii="Times New Roman" w:hAnsi="Times New Roman"/>
+          <w:i/>
+          <w:sz w:val="20"/>
+        </w:rPr>
+        <w:t>J. Fuga de datos e incertidumbre</w:t>
+      </w:r>
+    </w:p>
+    <w:p>
+      <w:pPr>
+        <w:jc w:val="center"/>
+      </w:pPr>
+      <w:r>
+        <w:drawing>
+          <wp:inline xmlns:a="http://schemas.openxmlformats.org/drawingml/2006/main" xmlns:pic="http://schemas.openxmlformats.org/drawingml/2006/picture">
+            <wp:extent cx="3063240" cy="900254"/>
+            <wp:docPr id="6" name="Picture 6"/>
+            <wp:cNvGraphicFramePr>
+              <a:graphicFrameLocks noChangeAspect="1"/>
+            </wp:cNvGraphicFramePr>
+            <a:graphic>
+              <a:graphicData uri="http://schemas.openxmlformats.org/drawingml/2006/picture">
+                <pic:pic>
+                  <pic:nvPicPr>
+                    <pic:cNvPr id="0" name="ic_test.png"/>
+                    <pic:cNvPicPr/>
+                  </pic:nvPicPr>
+                  <pic:blipFill>
+                    <a:blip r:embed="rId14"/>
+                    <a:stretch>
+                      <a:fillRect/>
+                    </a:stretch>
+                  </pic:blipFill>
+                  <pic:spPr>
+                    <a:xfrm>
+                      <a:off x="0" y="0"/>
+                      <a:ext cx="3063240" cy="900254"/>
+                    </a:xfrm>
+                    <a:prstGeom prst="rect"/>
+                  </pic:spPr>
+                </pic:pic>
+              </a:graphicData>
+            </a:graphic>
+          </wp:inline>
+        </w:drawing>
+      </w:r>
+    </w:p>
+    <w:p>
+      <w:pPr>
+        <w:spacing w:after="120" w:before="0"/>
+        <w:jc w:val="both"/>
+      </w:pPr>
+      <w:r>
+        <w:rPr>
+          <w:rFonts w:ascii="Times New Roman" w:hAnsi="Times New Roman"/>
+          <w:sz w:val="16"/>
+        </w:rPr>
+        <w:t>Fig. 6.  Media e intervalo de confianza del 95 % en test, por bootstrap de pacientes (5000 réplicas).</w:t>
+      </w:r>
+    </w:p>
+    <w:p>
+      <w:pPr>
+        <w:spacing w:after="40" w:before="0"/>
+        <w:ind w:firstLine="202"/>
+        <w:jc w:val="both"/>
+      </w:pPr>
+      <w:r>
+        <w:rPr>
+          <w:rFonts w:ascii="Times New Roman" w:hAnsi="Times New Roman"/>
+          <w:sz w:val="20"/>
+        </w:rPr>
+        <w:t>La partición y los folds son por paciente, lo que en un modelo 2.5D evita que cortes casi idénticos de un mismo paciente queden a ambos lados. Ningún par de volúmenes comparte cabecera (tamaño, spacing y origen), y la correlación máxima entre huellas de imagen es 0,93, dentro de entrenamiento: no hay pacientes repetidos. Hay dos fugas leves que se declaran: las estadísticas del EDA (ventana, pesos de clase) usaron los 100 casos, y las dos decisiones de la semana 10 ya descritas miraron el test. En cuanto al sobreajuste, la brecha entre entrenamiento y validación con la misma métrica es de 0,054 en mAP@[0,5:0,95] y 0,005 en Dice de región, pero la pérdida de borde pasa de 0,23 a 0,42: el sobreajuste está en la cabeza de borde. El test queda 0,02 por debajo de la validación cruzada, lo esperable al elegir el mejor entre muchas variantes. Con 15 pacientes, el bootstrap da IC95 [0,702; 0,827] para el Dice y [0,636; 0,753] para el IoU por fragmento (Fig. 6). El objetivo de Dice queda fuera del intervalo; el de IoU queda dentro, y el 48 % de las réplicas lo supera, así que con este test no se puede afirmar si se cumple.</w:t>
+      </w:r>
+    </w:p>
+    <w:p>
+      <w:pPr>
         <w:spacing w:after="60" w:before="120"/>
         <w:jc w:val="center"/>
       </w:pPr>
@@ -2308,7 +2388,7 @@
         <w:drawing>
           <wp:inline xmlns:a="http://schemas.openxmlformats.org/drawingml/2006/main" xmlns:pic="http://schemas.openxmlformats.org/drawingml/2006/picture">
             <wp:extent cx="3063240" cy="2625292"/>
-            <wp:docPr id="6" name="Picture 6"/>
+            <wp:docPr id="7" name="Picture 7"/>
             <wp:cNvGraphicFramePr>
               <a:graphicFrameLocks noChangeAspect="1"/>
             </wp:cNvGraphicFramePr>
@@ -2320,7 +2400,7 @@
                     <pic:cNvPicPr/>
                   </pic:nvPicPr>
                   <pic:blipFill>
-                    <a:blip r:embed="rId14"/>
+                    <a:blip r:embed="rId15"/>
                     <a:stretch>
                       <a:fillRect/>
                     </a:stretch>
@@ -2349,7 +2429,7 @@
           <w:rFonts w:ascii="Times New Roman" w:hAnsi="Times New Roman"/>
           <w:sz w:val="16"/>
         </w:rPr>
-        <w:t>Fig. 6.  Dashboard en vivo, visualizador 3: malla por fragmento con marching cubes y Plotly Mesh3d, con la distancia junto a cada secundario.</w:t>
+        <w:t>Fig. 7.  Dashboard en vivo, visualizador 3: malla por fragmento con marching cubes y Plotly Mesh3d, con la distancia junto a cada secundario.</w:t>
       </w:r>
     </w:p>
     <w:p>
@@ -2363,7 +2443,7 @@
           <w:rFonts w:ascii="Times New Roman" w:hAnsi="Times New Roman"/>
           <w:sz w:val="20"/>
         </w:rPr>
-        <w:t>El dashboard reúne los tres visualizadores del enunciado: la proyección de máxima intensidad del volumen crudo con umbral de 250 HU, sin modelo; el recorrido corte a corte con cajas, máscaras por fragmento y la distancia escrita sobre cada secundario; y la reconstrucción 3D (Fig. 6). Acepta un volumen .mha, .nii o .nrrd, que se sube por trozos de 8 MB porque un CT pesa hasta 430 MB, o la imagen de un corte suelto. Corre en una GPU GB10 y se publica en una URL con HTTPS a través de un túnel SSH inverso hacia un VPS del equipo; el túnel de Cloudflare sugerido no fue posible porque la red del servidor bloquea su puerto de salida. Un volumen de 184 MB se procesa en 16 s.</w:t>
+        <w:t>El dashboard reúne los tres visualizadores del enunciado: la proyección de máxima intensidad del volumen crudo con umbral de 250 HU, sin modelo; el recorrido corte a corte con cajas, máscaras por fragmento y la distancia escrita sobre cada secundario; y la reconstrucción 3D (Fig. 7). Acepta un volumen .mha, .nii o .nrrd, que se sube por trozos de 8 MB porque un CT pesa hasta 430 MB, o la imagen de un corte suelto. Corre en una GPU GB10 y se publica en una URL con HTTPS a través de un túnel SSH inverso hacia un VPS del equipo; el túnel de Cloudflare sugerido no fue posible porque la red del servidor bloquea su puerto de salida. Un volumen de 184 MB se procesa en 16 s.</w:t>
       </w:r>
     </w:p>
     <w:p>
@@ -2391,7 +2471,7 @@
           <w:rFonts w:ascii="Times New Roman" w:hAnsi="Times New Roman"/>
           <w:sz w:val="20"/>
         </w:rPr>
-        <w:t>El sistema cumple los requisitos funcionales y de arquitectura, y cinco de las siete métricas del enunciado. Las dos que faltan dependen de lo mismo: separar fragmentos que se tocan. La evidencia es convergente: el oráculo de borde, la galería de peores casos (todos los secundarios perdidos en contacto) y el mayor error de distancia en contacto. Un modelo 2D ve la superficie de fractura con ±Δ cortes de contexto y a 1,2-1,6 mm por píxel; una grieta sin desplazamiento ocupa uno o dos píxeles. Los mejores resultados del reto vienen de modelos 3D con más cómputo, y el enunciado fija las metas por debajo de ese techo por esa razón.</w:t>
+        <w:t>El sistema cumple los requisitos funcionales y de arquitectura, y cinco de las siete métricas del enunciado. El Dice por fragmento no llega al objetivo y el IoU por fragmento queda en el límite, sin poder afirmarse con 15 pacientes. Los dos dependen de lo mismo: separar fragmentos que se tocan. La evidencia es convergente: el oráculo de borde, la galería de peores casos (todos los secundarios perdidos en contacto) y el mayor error de distancia en contacto. Un modelo 2D ve la superficie de fractura con ±Δ cortes de contexto y a 1,2-1,6 mm por píxel; una grieta sin desplazamiento ocupa uno o dos píxeles. Los mejores resultados del reto vienen de modelos 3D con más cómputo, y el enunciado fija las metas por debajo de ese techo por esa razón.</w:t>
       </w:r>
     </w:p>
     <w:p>
